--- a/DB/공통규정/CPO-103_교인등록이명규정_사랑과평안의교회.docx
+++ b/DB/공통규정/CPO-103_교인등록이명규정_사랑과평안의교회.docx
@@ -4998,6 +4998,7 @@
               <w:bottom w:type="dxa" w:w="70"/>
               <w:right w:type="dxa" w:w="100"/>
             </w:tcMar>
+            <w:gridSpan w:val="3"/>
           </w:tcPr>
           <w:p>
             <w:r>
